--- a/期末主題/制度壓力下臺灣金融業ESG採行方式與漂綠風險之探索性研究_九章架構版_20260604_v10.docx
+++ b/期末主題/制度壓力下臺灣金融業ESG採行方式與漂綠風險之探索性研究_九章架構版_20260604_v10.docx
@@ -9562,60 +9562,18 @@
         <w:ind w:firstLine="482"/>
         <w:jc w:val="both"/>
       </w:pPr>
-      <w:r>
-        <w:t>在</w:t>
-      </w:r>
-      <w:r>
-        <w:t xml:space="preserve"> ESG </w:t>
-      </w:r>
-      <w:r>
-        <w:t>領域中，臺灣企業所面臨的制度壓力可對應上述三種類型：金管會的強制申報要求屬於強制性壓力；產業領導者率先投入</w:t>
-      </w:r>
-      <w:r>
-        <w:t xml:space="preserve"> ESG </w:t>
-      </w:r>
-      <w:r>
-        <w:t>後同業跟進效仿屬於模仿性壓力；國際供應鏈要求、永續金融評鑑與</w:t>
-      </w:r>
-      <w:r>
-        <w:t xml:space="preserve"> TCFD </w:t>
-      </w:r>
-      <w:r>
-        <w:t>規範屬於規範性壓力。</w:t>
-      </w:r>
-      <w:proofErr w:type="gramStart"/>
-      <w:r>
-        <w:t>范</w:t>
-      </w:r>
-      <w:proofErr w:type="gramEnd"/>
-      <w:r>
-        <w:t>植</w:t>
-      </w:r>
-      <w:proofErr w:type="gramStart"/>
-      <w:r>
-        <w:t>閎</w:t>
-      </w:r>
-      <w:proofErr w:type="gramEnd"/>
-      <w:r>
-        <w:t>（民</w:t>
-      </w:r>
-      <w:r>
-        <w:t xml:space="preserve"> 114</w:t>
-      </w:r>
-      <w:r>
-        <w:t>）指出制度壓力中的財務誘因會影響企業從象徵性服從轉向實質投入。胡詠晴（民</w:t>
-      </w:r>
-      <w:r>
-        <w:t xml:space="preserve"> 114</w:t>
-      </w:r>
-      <w:r>
-        <w:t>）觀察到企業的</w:t>
-      </w:r>
-      <w:r>
-        <w:t xml:space="preserve"> ESG </w:t>
-      </w:r>
-      <w:r>
-        <w:t>行為深受外部制度壓力驅動，但不同壓力來源所產生的動機強度與真實程度存在差異。</w:t>
+      <w:proofErr w:type="gramStart"/>
+      <w:proofErr w:type="gramEnd"/>
+      <w:proofErr w:type="gramStart"/>
+      <w:proofErr w:type="gramEnd"/>
+      <w:r>
+        <w:t xml:space="preserve">在 ESG 領域中，臺灣企業所面臨的制度壓力可對應上述三種類型：金管會的強制申報要求屬於強制性壓力；產業領導者率先投入 ESG 後同業跟進效仿屬於模仿性壓力；國際供應鏈要求、永續金融評鑑與 TCFD 規範屬於規範性壓力。范植閎（民 114）指出制度壓力中的財務誘因會影響企業從象徵性服從轉向實質投入。胡詠晴（民 114）觀察到企業的 ESG 行為深受外部制度壓力驅動，但不同壓力來源所產生的動機強度與真實程度存在差異。</w:t>
+      </w:r>
+      <w:r>
+        <w:rPr>
+          <w:color w:val="FF0000"/>
+        </w:rPr>
+        <w:t xml:space="preserve">惟制度同形化理論主要著眼於外部壓力；Delmas 與 Burbano（2011）進一步將漂綠之驅動因素區分為外部制度、組織與個人三個層次，提示同壓力下之採行分化，其成因尚須延伸至組織內部（如治理結構、資源配置）與個人（如管理者倫理判斷）層次方能完整解釋。</w:t>
       </w:r>
     </w:p>
     <w:p>
@@ -9803,206 +9761,50 @@
         <w:ind w:firstLine="482"/>
         <w:jc w:val="both"/>
       </w:pPr>
-      <w:r>
-        <w:t>綜合制度理論與脫</w:t>
-      </w:r>
-      <w:proofErr w:type="gramStart"/>
-      <w:r>
-        <w:t>鉤</w:t>
-      </w:r>
-      <w:proofErr w:type="gramEnd"/>
-      <w:r>
-        <w:t>理論，本研究建構之整合性理論框架對應三項研究問題如下：對應</w:t>
-      </w:r>
-      <w:r>
-        <w:t xml:space="preserve"> RQ1</w:t>
-      </w:r>
-      <w:r>
-        <w:t>，制度</w:t>
-      </w:r>
-      <w:proofErr w:type="gramStart"/>
-      <w:r>
-        <w:t>同形化理論</w:t>
-      </w:r>
-      <w:proofErr w:type="gramEnd"/>
-      <w:r>
-        <w:t>預測組織在相同制度壓力下趨於同質（</w:t>
-      </w:r>
-      <w:r>
-        <w:t>DiMaggio &amp; Powell, 1983</w:t>
-      </w:r>
-      <w:r>
-        <w:t>），但實證觀察顯示金融業內部仍呈現實質與形式之</w:t>
-      </w:r>
-      <w:proofErr w:type="gramStart"/>
-      <w:r>
-        <w:t>採</w:t>
-      </w:r>
-      <w:proofErr w:type="gramEnd"/>
-      <w:r>
-        <w:t>行分化，反映</w:t>
-      </w:r>
-      <w:proofErr w:type="gramStart"/>
-      <w:r>
-        <w:t>同形化理論</w:t>
-      </w:r>
-      <w:proofErr w:type="gramEnd"/>
-      <w:r>
-        <w:t>之解釋極限，需以脫</w:t>
-      </w:r>
-      <w:proofErr w:type="gramStart"/>
-      <w:r>
-        <w:t>鉤</w:t>
-      </w:r>
-      <w:proofErr w:type="gramEnd"/>
-      <w:r>
-        <w:t>理論（</w:t>
-      </w:r>
-      <w:r>
-        <w:t>Meyer &amp; Rowan, 1977</w:t>
-      </w:r>
-      <w:r>
-        <w:t>）補充說明組織為何在表面合</w:t>
-      </w:r>
-      <w:proofErr w:type="gramStart"/>
-      <w:r>
-        <w:t>規</w:t>
-      </w:r>
-      <w:proofErr w:type="gramEnd"/>
-      <w:r>
-        <w:t>之外仍可能與實質作為脫節；對應</w:t>
-      </w:r>
-      <w:r>
-        <w:t xml:space="preserve"> RQ2</w:t>
-      </w:r>
-      <w:r>
-        <w:t>，脫</w:t>
-      </w:r>
-      <w:proofErr w:type="gramStart"/>
-      <w:r>
-        <w:t>鉤</w:t>
-      </w:r>
-      <w:proofErr w:type="gramEnd"/>
-      <w:r>
-        <w:t>理論與既有國內外文獻共同提供區分實質</w:t>
-      </w:r>
-      <w:proofErr w:type="gramStart"/>
-      <w:r>
-        <w:t>採</w:t>
-      </w:r>
-      <w:proofErr w:type="gramEnd"/>
-      <w:r>
-        <w:t>行與形式</w:t>
-      </w:r>
-      <w:proofErr w:type="gramStart"/>
-      <w:r>
-        <w:t>採</w:t>
-      </w:r>
-      <w:proofErr w:type="gramEnd"/>
-      <w:r>
-        <w:t>行之判斷指標基礎</w:t>
-      </w:r>
-      <w:proofErr w:type="gramStart"/>
-      <w:r>
-        <w:t>（</w:t>
-      </w:r>
+      <w:proofErr w:type="gramStart"/>
+      <w:proofErr w:type="gramEnd"/>
+      <w:proofErr w:type="gramStart"/>
+      <w:proofErr w:type="gramEnd"/>
+      <w:proofErr w:type="gramStart"/>
+      <w:proofErr w:type="gramEnd"/>
+      <w:proofErr w:type="gramStart"/>
+      <w:proofErr w:type="gramEnd"/>
+      <w:proofErr w:type="gramStart"/>
+      <w:proofErr w:type="gramEnd"/>
+      <w:proofErr w:type="gramStart"/>
+      <w:proofErr w:type="gramEnd"/>
+      <w:proofErr w:type="gramStart"/>
+      <w:proofErr w:type="gramEnd"/>
+      <w:proofErr w:type="gramStart"/>
+      <w:proofErr w:type="gramEnd"/>
+      <w:proofErr w:type="gramStart"/>
+      <w:proofErr w:type="gramEnd"/>
+      <w:proofErr w:type="gramStart"/>
       <w:proofErr w:type="spellStart"/>
       <w:proofErr w:type="gramEnd"/>
-      <w:r>
-        <w:t>Delmas</w:t>
-      </w:r>
       <w:proofErr w:type="spellEnd"/>
-      <w:r>
-        <w:t xml:space="preserve"> &amp; </w:t>
-      </w:r>
       <w:proofErr w:type="spellStart"/>
-      <w:r>
-        <w:t>Burbano</w:t>
-      </w:r>
       <w:proofErr w:type="spellEnd"/>
       <w:r>
-        <w:t>, 2011</w:t>
-      </w:r>
-      <w:r>
-        <w:t>；</w:t>
-      </w:r>
-      <w:r>
-        <w:t>Walker &amp; Wan, 2012</w:t>
-      </w:r>
-      <w:r>
-        <w:t>；</w:t>
-      </w:r>
-      <w:r>
-        <w:t>Yu et al., 2020</w:t>
-      </w:r>
-      <w:r>
-        <w:t>；鄭杭葭，民</w:t>
-      </w:r>
-      <w:r>
-        <w:t xml:space="preserve"> 112</w:t>
-      </w:r>
-      <w:r>
-        <w:t>；明道增，民</w:t>
-      </w:r>
-      <w:r>
-        <w:t xml:space="preserve"> 113</w:t>
-      </w:r>
-      <w:r>
-        <w:t>），本研究將檢視其於臺灣金融業之適用性；對應</w:t>
-      </w:r>
-      <w:r>
-        <w:t xml:space="preserve"> RQ3</w:t>
-      </w:r>
-      <w:r>
-        <w:t>，臺灣特有之制度設計（金管會強制第三方確信、永續金融評鑑、</w:t>
-      </w:r>
-      <w:r>
-        <w:t>TESG</w:t>
-      </w:r>
-      <w:r>
-        <w:t>）為國際漂綠理論提供可能之補充或挑戰，呼應</w:t>
-      </w:r>
-      <w:r>
-        <w:t xml:space="preserve"> Kim </w:t>
-      </w:r>
-      <w:r>
-        <w:t>與</w:t>
-      </w:r>
-      <w:r>
-        <w:t xml:space="preserve"> Lyon</w:t>
-      </w:r>
-      <w:r>
-        <w:t>（</w:t>
-      </w:r>
-      <w:r>
-        <w:t>2015</w:t>
-      </w:r>
-      <w:r>
-        <w:t>）對監管設計與揭露行為關聯之國際性議題。「制度壓力</w:t>
-      </w:r>
-      <w:r>
-        <w:t>→</w:t>
-      </w:r>
-      <w:r>
-        <w:t>採行動機</w:t>
-      </w:r>
-      <w:r>
-        <w:t>→</w:t>
-      </w:r>
-      <w:r>
-        <w:t>採行方式</w:t>
-      </w:r>
-      <w:r>
-        <w:t>→</w:t>
-      </w:r>
-      <w:r>
-        <w:t>漂綠風險」之概念性邏輯鏈仍作為本研究問題情境之背景脈絡，三項</w:t>
-      </w:r>
-      <w:r>
-        <w:t xml:space="preserve"> RQ </w:t>
-      </w:r>
-      <w:r>
-        <w:t>則分別從不同切面對此情境進行探索。</w:t>
+        <w:t xml:space="preserve">綜合制度理論與脫鉤理論，本研究建構之整合性理論框架對應三項研究問題如下：對應 RQ1，制度同形化理論預測組織在相同制度壓力下趨於同質（DiMaggio &amp; Powell, 1983），但實證觀察顯示金融業內部仍呈現實質與形式之採行分化，反映同形化理論之解釋極限，需以脫鉤理論（Meyer &amp; Rowan, 1977）</w:t>
+      </w:r>
+      <w:r>
+        <w:rPr>
+          <w:color w:val="FF0000"/>
+        </w:rPr>
+        <w:t xml:space="preserve">與漂綠驅動因素三層次架構（Delmas &amp; Burbano, 2011）</w:t>
+      </w:r>
+      <w:r>
+        <w:t xml:space="preserve">補充說明組織為何在表面合規之外仍可能與實質作為脫節</w:t>
+      </w:r>
+      <w:r>
+        <w:rPr>
+          <w:color w:val="FF0000"/>
+        </w:rPr>
+        <w:t xml:space="preserve">，並將分化成因延伸至組織與個人層次</w:t>
+      </w:r>
+      <w:r>
+        <w:t xml:space="preserve">；對應 RQ2，脫鉤理論與既有國內外文獻共同提供區分實質採行與形式採行之判斷指標基礎（Delmas &amp; Burbano, 2011；Walker &amp; Wan, 2012；Yu et al., 2020；鄭杭葭，民 112；明道增，民 113），本研究將檢視其於臺灣金融業之適用性；對應 RQ3，臺灣特有之制度設計（金管會強制第三方確信、永續金融評鑑、TESG）為國際漂綠理論提供可能之補充或挑戰，呼應 Kim 與 Lyon（2015）對監管設計與揭露行為關聯之國際性議題。「制度壓力→採行動機→採行方式→漂綠風險」之概念性邏輯鏈仍作為本研究問題情境之背景脈絡，三項 RQ 則分別從不同切面對此情境進行探索。</w:t>
       </w:r>
     </w:p>
     <w:p>
@@ -14634,6 +14436,23 @@
     </w:p>
     <w:p>
       <w:pPr>
+        <w:spacing w:line="480" w:lineRule="auto"/>
+        <w:ind w:firstLine="482"/>
+        <w:jc w:val="both"/>
+      </w:pPr>
+      <w:proofErr w:type="gramStart"/>
+      <w:proofErr w:type="gramEnd"/>
+      <w:proofErr w:type="gramStart"/>
+      <w:proofErr w:type="gramEnd"/>
+      <w:r>
+        <w:rPr>
+          <w:color w:val="FF0000"/>
+        </w:rPr>
+        <w:t xml:space="preserve">承前述理論基礎，本研究從「外部制度壓力—組織—個人」三個層次分析影響金融業實質與形式採行之因素：外部層次依制度同形化再區分為強制性、模仿性與規範性三種壓力（詳見下列 1、2），組織與個人層次則涵蓋治理結構、資源配置與管理者倫理判斷（詳見下列 3）。</w:t>
+      </w:r>
+    </w:p>
+    <w:p>
+      <w:pPr>
         <w:spacing w:before="240" w:after="120" w:line="480" w:lineRule="auto"/>
         <w:ind w:left="482"/>
         <w:jc w:val="both"/>
@@ -15363,195 +15182,31 @@
         <w:ind w:firstLine="482"/>
         <w:jc w:val="both"/>
       </w:pPr>
-      <w:r>
-        <w:rPr>
-          <w:color w:val="FF0000"/>
-        </w:rPr>
-        <w:t>除外部制度壓力外，</w:t>
-      </w:r>
-      <w:proofErr w:type="gramStart"/>
-      <w:r>
-        <w:rPr>
-          <w:color w:val="FF0000"/>
-        </w:rPr>
-        <w:t>漂綠之</w:t>
-      </w:r>
-      <w:proofErr w:type="gramEnd"/>
-      <w:r>
-        <w:rPr>
-          <w:color w:val="FF0000"/>
-        </w:rPr>
-        <w:t>成因亦涉及組織與個人層次。</w:t>
-      </w:r>
+      <w:proofErr w:type="gramStart"/>
+      <w:proofErr w:type="gramEnd"/>
       <w:proofErr w:type="spellStart"/>
-      <w:r>
-        <w:rPr>
-          <w:color w:val="FF0000"/>
-        </w:rPr>
-        <w:t>Delmas</w:t>
-      </w:r>
       <w:proofErr w:type="spellEnd"/>
-      <w:r>
-        <w:rPr>
-          <w:color w:val="FF0000"/>
-        </w:rPr>
-        <w:t xml:space="preserve"> </w:t>
-      </w:r>
-      <w:r>
-        <w:rPr>
-          <w:color w:val="FF0000"/>
-        </w:rPr>
-        <w:t>與</w:t>
-      </w:r>
-      <w:r>
-        <w:rPr>
-          <w:color w:val="FF0000"/>
-        </w:rPr>
-        <w:t xml:space="preserve"> </w:t>
-      </w:r>
       <w:proofErr w:type="spellStart"/>
-      <w:r>
-        <w:rPr>
-          <w:color w:val="FF0000"/>
-        </w:rPr>
-        <w:t>Burbano</w:t>
-      </w:r>
       <w:proofErr w:type="spellEnd"/>
-      <w:r>
-        <w:rPr>
-          <w:color w:val="FF0000"/>
-        </w:rPr>
-        <w:t>（</w:t>
-      </w:r>
-      <w:r>
-        <w:rPr>
-          <w:color w:val="FF0000"/>
-        </w:rPr>
-        <w:t>2011</w:t>
-      </w:r>
-      <w:r>
-        <w:rPr>
-          <w:color w:val="FF0000"/>
-        </w:rPr>
-        <w:t>）</w:t>
-      </w:r>
-      <w:proofErr w:type="gramStart"/>
-      <w:r>
-        <w:rPr>
-          <w:color w:val="FF0000"/>
-        </w:rPr>
-        <w:t>將漂綠驅動</w:t>
-      </w:r>
-      <w:proofErr w:type="gramEnd"/>
-      <w:r>
-        <w:rPr>
-          <w:color w:val="FF0000"/>
-        </w:rPr>
-        <w:t>因素區分為外部制度因素（如法規不完善、監管不足）、組織因素（如企業文化、治理結構）與個人因素（如管理者之倫理判斷）三個層次。</w:t>
-      </w:r>
-      <w:proofErr w:type="gramStart"/>
-      <w:r>
-        <w:rPr>
-          <w:color w:val="FF0000"/>
-        </w:rPr>
-        <w:t>范</w:t>
-      </w:r>
-      <w:proofErr w:type="gramEnd"/>
-      <w:r>
-        <w:rPr>
-          <w:color w:val="FF0000"/>
-        </w:rPr>
-        <w:t>植</w:t>
-      </w:r>
-      <w:proofErr w:type="gramStart"/>
-      <w:r>
-        <w:rPr>
-          <w:color w:val="FF0000"/>
-        </w:rPr>
-        <w:t>閎</w:t>
-      </w:r>
-      <w:proofErr w:type="gramEnd"/>
-      <w:r>
-        <w:rPr>
-          <w:color w:val="FF0000"/>
-        </w:rPr>
-        <w:t>（民</w:t>
-      </w:r>
-      <w:r>
-        <w:rPr>
-          <w:color w:val="FF0000"/>
-        </w:rPr>
-        <w:t xml:space="preserve"> 114</w:t>
-      </w:r>
-      <w:r>
-        <w:rPr>
-          <w:color w:val="FF0000"/>
-        </w:rPr>
-        <w:t>）指出制度誘因之設計方式會影響企業從象徵性服從轉向實質投入；胡詠晴（民</w:t>
-      </w:r>
-      <w:r>
-        <w:rPr>
-          <w:color w:val="FF0000"/>
-        </w:rPr>
-        <w:t xml:space="preserve"> 114</w:t>
-      </w:r>
-      <w:r>
-        <w:rPr>
-          <w:color w:val="FF0000"/>
-        </w:rPr>
-        <w:t>）之個案研究則直接觀察到企業</w:t>
-      </w:r>
-      <w:r>
-        <w:rPr>
-          <w:color w:val="FF0000"/>
-        </w:rPr>
-        <w:t xml:space="preserve"> ESG </w:t>
-      </w:r>
-      <w:r>
-        <w:rPr>
-          <w:color w:val="FF0000"/>
-        </w:rPr>
-        <w:t>行為存在象徵性與實質性之落差，管理層對外宣示重視永續，內部資源配置與日常決策卻未必反映此一承諾。綜言之，影響金融業</w:t>
-      </w:r>
-      <w:proofErr w:type="gramStart"/>
-      <w:r>
-        <w:rPr>
-          <w:color w:val="FF0000"/>
-        </w:rPr>
-        <w:t>採</w:t>
-      </w:r>
-      <w:proofErr w:type="gramEnd"/>
-      <w:r>
-        <w:rPr>
-          <w:color w:val="FF0000"/>
-        </w:rPr>
-        <w:t>行分化之因素橫跨</w:t>
-      </w:r>
-      <w:proofErr w:type="gramStart"/>
-      <w:r>
-        <w:rPr>
-          <w:color w:val="FF0000"/>
-        </w:rPr>
-        <w:t>外部、</w:t>
-      </w:r>
-      <w:proofErr w:type="gramEnd"/>
-      <w:r>
-        <w:rPr>
-          <w:color w:val="FF0000"/>
-        </w:rPr>
-        <w:t>組織與個人三個層次，共同構成</w:t>
-      </w:r>
-      <w:r>
-        <w:rPr>
-          <w:color w:val="FF0000"/>
-        </w:rPr>
-        <w:t xml:space="preserve"> RQ1 </w:t>
-      </w:r>
-      <w:r>
-        <w:rPr>
-          <w:color w:val="FF0000"/>
-        </w:rPr>
-        <w:t>之分析基礎。</w:t>
+      <w:proofErr w:type="gramStart"/>
+      <w:proofErr w:type="gramEnd"/>
+      <w:proofErr w:type="gramStart"/>
+      <w:proofErr w:type="gramEnd"/>
+      <w:proofErr w:type="gramStart"/>
+      <w:proofErr w:type="gramEnd"/>
+      <w:proofErr w:type="gramStart"/>
+      <w:proofErr w:type="gramEnd"/>
+      <w:proofErr w:type="gramStart"/>
+      <w:proofErr w:type="gramEnd"/>
+      <w:r>
+        <w:rPr>
+          <w:color w:val="FF0000"/>
+        </w:rPr>
+        <w:t xml:space="preserve">如前所述（貳、三），除外部制度壓力外，漂綠之成因亦涉及組織與個人層次（Delmas &amp; Burbano, 2011）。在組織層次，</w:t>
+      </w:r>
+      <w:r>
+        <w:rPr/>
+        <w:t xml:space="preserve">范植閎（民 114）指出制度誘因之設計方式會影響企業從象徵性服從轉向實質投入；胡詠晴（民 114）之個案研究則直接觀察到企業 ESG 行為存在象徵性與實質性之落差，管理層對外宣示重視永續，內部資源配置與日常決策卻未必反映此一承諾。綜言之，影響金融業採行分化之因素橫跨外部、組織與個人三個層次，共同構成 RQ1 之分析基礎。</w:t>
       </w:r>
     </w:p>
     <w:p>
@@ -15647,198 +15302,33 @@
         <w:ind w:firstLine="482"/>
         <w:jc w:val="both"/>
       </w:pPr>
-      <w:r>
-        <w:rPr>
-          <w:color w:val="FF0000"/>
-        </w:rPr>
-        <w:t xml:space="preserve">Meyer </w:t>
-      </w:r>
-      <w:r>
-        <w:rPr>
-          <w:color w:val="FF0000"/>
-        </w:rPr>
-        <w:t>與</w:t>
-      </w:r>
-      <w:r>
-        <w:rPr>
-          <w:color w:val="FF0000"/>
-        </w:rPr>
-        <w:t xml:space="preserve"> Rowan</w:t>
-      </w:r>
-      <w:r>
-        <w:rPr>
-          <w:color w:val="FF0000"/>
-        </w:rPr>
-        <w:t>（</w:t>
-      </w:r>
-      <w:r>
-        <w:rPr>
-          <w:color w:val="FF0000"/>
-        </w:rPr>
-        <w:t>1977</w:t>
-      </w:r>
-      <w:r>
-        <w:rPr>
-          <w:color w:val="FF0000"/>
-        </w:rPr>
-        <w:t>）提出之脫</w:t>
-      </w:r>
-      <w:proofErr w:type="gramStart"/>
-      <w:r>
-        <w:rPr>
-          <w:color w:val="FF0000"/>
-        </w:rPr>
-        <w:t>鉤</w:t>
-      </w:r>
-      <w:proofErr w:type="gramEnd"/>
-      <w:r>
-        <w:rPr>
-          <w:color w:val="FF0000"/>
-        </w:rPr>
-        <w:t>概念，為理解企業形式</w:t>
-      </w:r>
-      <w:proofErr w:type="gramStart"/>
-      <w:r>
-        <w:rPr>
-          <w:color w:val="FF0000"/>
-        </w:rPr>
-        <w:t>採</w:t>
-      </w:r>
-      <w:proofErr w:type="gramEnd"/>
-      <w:r>
-        <w:rPr>
-          <w:color w:val="FF0000"/>
-        </w:rPr>
-        <w:t>行提供理論基礎：組織為獲取外部合法性，可能在表面採納制度環境所要求之結構，內部實際運作卻</w:t>
-      </w:r>
-      <w:r>
-        <w:rPr>
-          <w:color w:val="FF0000"/>
-        </w:rPr>
-        <w:lastRenderedPageBreak/>
-        <w:t>與之脫節。應用於</w:t>
-      </w:r>
-      <w:r>
-        <w:rPr>
-          <w:color w:val="FF0000"/>
-        </w:rPr>
-        <w:t xml:space="preserve"> ESG </w:t>
-      </w:r>
-      <w:r>
-        <w:rPr>
-          <w:color w:val="FF0000"/>
-        </w:rPr>
-        <w:t>領域，脫</w:t>
-      </w:r>
-      <w:proofErr w:type="gramStart"/>
-      <w:r>
-        <w:rPr>
-          <w:color w:val="FF0000"/>
-        </w:rPr>
-        <w:t>鉤</w:t>
-      </w:r>
-      <w:proofErr w:type="gramEnd"/>
-      <w:r>
-        <w:rPr>
-          <w:color w:val="FF0000"/>
-        </w:rPr>
-        <w:t>表現為企業在揭露文件中展現積極的永續形象，內部作為卻未真正落實。</w:t>
-      </w:r>
-      <w:proofErr w:type="gramStart"/>
-      <w:r>
-        <w:rPr>
-          <w:color w:val="FF0000"/>
-        </w:rPr>
-        <w:t>明道增</w:t>
-      </w:r>
-      <w:proofErr w:type="gramEnd"/>
-      <w:r>
-        <w:rPr>
-          <w:color w:val="FF0000"/>
-        </w:rPr>
-        <w:t>（民</w:t>
-      </w:r>
-      <w:r>
-        <w:rPr>
-          <w:color w:val="FF0000"/>
-        </w:rPr>
-        <w:t xml:space="preserve"> 113</w:t>
-      </w:r>
-      <w:r>
-        <w:rPr>
-          <w:color w:val="FF0000"/>
-        </w:rPr>
-        <w:t>）建置</w:t>
-      </w:r>
-      <w:proofErr w:type="gramStart"/>
-      <w:r>
-        <w:rPr>
-          <w:color w:val="FF0000"/>
-        </w:rPr>
-        <w:t>之漂綠評估</w:t>
-      </w:r>
-      <w:proofErr w:type="gramEnd"/>
-      <w:r>
-        <w:rPr>
-          <w:color w:val="FF0000"/>
-        </w:rPr>
-        <w:t>架構，即</w:t>
-      </w:r>
-      <w:proofErr w:type="gramStart"/>
-      <w:r>
-        <w:rPr>
-          <w:color w:val="FF0000"/>
-        </w:rPr>
-        <w:t>從減碳目標</w:t>
-      </w:r>
-      <w:proofErr w:type="gramEnd"/>
-      <w:r>
-        <w:rPr>
-          <w:color w:val="FF0000"/>
-        </w:rPr>
-        <w:t>設定、確信範圍、承諾與績效一致性等面向，將此一脫</w:t>
-      </w:r>
-      <w:proofErr w:type="gramStart"/>
-      <w:r>
-        <w:rPr>
-          <w:color w:val="FF0000"/>
-        </w:rPr>
-        <w:t>鉤</w:t>
-      </w:r>
-      <w:proofErr w:type="gramEnd"/>
-      <w:r>
-        <w:rPr>
-          <w:color w:val="FF0000"/>
-        </w:rPr>
-        <w:t>概念操作化為可區分實質與形式</w:t>
-      </w:r>
-      <w:proofErr w:type="gramStart"/>
-      <w:r>
-        <w:rPr>
-          <w:color w:val="FF0000"/>
-        </w:rPr>
-        <w:t>採</w:t>
-      </w:r>
-      <w:proofErr w:type="gramEnd"/>
-      <w:r>
-        <w:rPr>
-          <w:color w:val="FF0000"/>
-        </w:rPr>
-        <w:t>行之具體判</w:t>
-      </w:r>
-      <w:proofErr w:type="gramStart"/>
-      <w:r>
-        <w:rPr>
-          <w:color w:val="FF0000"/>
-        </w:rPr>
-        <w:t>準</w:t>
-      </w:r>
-      <w:proofErr w:type="gramEnd"/>
-      <w:r>
-        <w:rPr>
-          <w:color w:val="FF0000"/>
-        </w:rPr>
-        <w:t>。</w:t>
+      <w:proofErr w:type="gramStart"/>
+      <w:proofErr w:type="gramEnd"/>
+      <w:proofErr w:type="gramStart"/>
+      <w:proofErr w:type="gramEnd"/>
+      <w:proofErr w:type="gramStart"/>
+      <w:proofErr w:type="gramEnd"/>
+      <w:proofErr w:type="gramStart"/>
+      <w:proofErr w:type="gramEnd"/>
+      <w:proofErr w:type="gramStart"/>
+      <w:proofErr w:type="gramEnd"/>
+      <w:proofErr w:type="gramStart"/>
+      <w:proofErr w:type="gramEnd"/>
+      <w:proofErr w:type="gramStart"/>
+      <w:proofErr w:type="gramEnd"/>
+      <w:proofErr w:type="gramStart"/>
+      <w:proofErr w:type="gramEnd"/>
+      <w:proofErr w:type="gramStart"/>
+      <w:proofErr w:type="gramEnd"/>
+      <w:r>
+        <w:rPr>
+          <w:color w:val="FF0000"/>
+        </w:rPr>
+        <w:t xml:space="preserve">如貳、三所述，脫鉤理論（Meyer &amp; Rowan, 1977）為理解企業形式採行提供理論基礎——組織為獲取外部合法性，表面採納制度要求，內部實際運作卻與之脫節。本研究即以此「揭露與行動是否一致」作為判別之核心邏輯：</w:t>
+      </w:r>
+      <w:r>
+        <w:rPr/>
+        <w:t xml:space="preserve">明道增（民 113）建置之漂綠評估架構，即從減碳目標設定、確信範圍、承諾與績效一致性等面向，將此一脫鉤概念操作化為可區分實質與形式採行之具體判準。</w:t>
       </w:r>
     </w:p>
     <w:p>
@@ -16705,261 +16195,33 @@
         <w:ind w:firstLine="482"/>
         <w:jc w:val="both"/>
       </w:pPr>
-      <w:r>
-        <w:rPr>
-          <w:color w:val="FF0000"/>
-        </w:rPr>
-        <w:t>臺灣近年發展出若干特有制度設計</w:t>
-      </w:r>
-      <w:proofErr w:type="gramStart"/>
-      <w:r>
-        <w:rPr>
-          <w:color w:val="FF0000"/>
-        </w:rPr>
-        <w:t>——</w:t>
-      </w:r>
-      <w:proofErr w:type="gramEnd"/>
-      <w:r>
-        <w:rPr>
-          <w:color w:val="FF0000"/>
-        </w:rPr>
-        <w:t>金管會對金融業之強制第三方確信、永續金融評鑑，以及</w:t>
-      </w:r>
-      <w:r>
-        <w:rPr>
-          <w:color w:val="FF0000"/>
-        </w:rPr>
-        <w:t xml:space="preserve"> TESG </w:t>
-      </w:r>
-      <w:r>
-        <w:rPr>
-          <w:color w:val="FF0000"/>
-        </w:rPr>
-        <w:t>永續發展指標</w:t>
-      </w:r>
-      <w:proofErr w:type="gramStart"/>
-      <w:r>
-        <w:rPr>
-          <w:color w:val="FF0000"/>
-        </w:rPr>
-        <w:t>——</w:t>
-      </w:r>
-      <w:proofErr w:type="gramEnd"/>
-      <w:r>
-        <w:rPr>
-          <w:color w:val="FF0000"/>
-        </w:rPr>
-        <w:t>這些設計使部分國際判斷指標得以在地操作化（如以確信範圍、</w:t>
-      </w:r>
-      <w:r>
-        <w:rPr>
-          <w:color w:val="FF0000"/>
-        </w:rPr>
-        <w:t xml:space="preserve">TESG </w:t>
-      </w:r>
-      <w:r>
-        <w:rPr>
-          <w:color w:val="FF0000"/>
-        </w:rPr>
-        <w:t>質量落差作為判</w:t>
-      </w:r>
-      <w:proofErr w:type="gramStart"/>
-      <w:r>
-        <w:rPr>
-          <w:color w:val="FF0000"/>
-        </w:rPr>
-        <w:t>準</w:t>
-      </w:r>
-      <w:proofErr w:type="gramEnd"/>
-      <w:r>
-        <w:rPr>
-          <w:color w:val="FF0000"/>
-        </w:rPr>
-        <w:t>），亦可能對</w:t>
-      </w:r>
-      <w:r>
-        <w:rPr>
-          <w:color w:val="FF0000"/>
-        </w:rPr>
-        <w:t xml:space="preserve"> </w:t>
-      </w:r>
+      <w:proofErr w:type="gramStart"/>
+      <w:proofErr w:type="gramEnd"/>
+      <w:proofErr w:type="gramStart"/>
+      <w:proofErr w:type="gramEnd"/>
+      <w:proofErr w:type="gramStart"/>
+      <w:proofErr w:type="gramEnd"/>
       <w:proofErr w:type="spellStart"/>
-      <w:r>
-        <w:rPr>
-          <w:color w:val="FF0000"/>
-        </w:rPr>
-        <w:t>Delmas</w:t>
-      </w:r>
       <w:proofErr w:type="spellEnd"/>
-      <w:r>
-        <w:rPr>
-          <w:color w:val="FF0000"/>
-        </w:rPr>
-        <w:t xml:space="preserve"> </w:t>
-      </w:r>
-      <w:r>
-        <w:rPr>
-          <w:color w:val="FF0000"/>
-        </w:rPr>
-        <w:t>與</w:t>
-      </w:r>
-      <w:r>
-        <w:rPr>
-          <w:color w:val="FF0000"/>
-        </w:rPr>
-        <w:t xml:space="preserve"> </w:t>
-      </w:r>
       <w:proofErr w:type="spellStart"/>
-      <w:r>
-        <w:rPr>
-          <w:color w:val="FF0000"/>
-        </w:rPr>
-        <w:t>Burbano</w:t>
-      </w:r>
       <w:proofErr w:type="spellEnd"/>
-      <w:r>
-        <w:rPr>
-          <w:color w:val="FF0000"/>
-        </w:rPr>
-        <w:t>（</w:t>
-      </w:r>
-      <w:r>
-        <w:rPr>
-          <w:color w:val="FF0000"/>
-        </w:rPr>
-        <w:t>2011</w:t>
-      </w:r>
-      <w:r>
-        <w:rPr>
-          <w:color w:val="FF0000"/>
-        </w:rPr>
-        <w:t>）、</w:t>
-      </w:r>
-      <w:r>
-        <w:rPr>
-          <w:color w:val="FF0000"/>
-        </w:rPr>
-        <w:t xml:space="preserve">Yu </w:t>
-      </w:r>
-      <w:r>
-        <w:rPr>
-          <w:color w:val="FF0000"/>
-        </w:rPr>
-        <w:t>等人（</w:t>
-      </w:r>
-      <w:r>
-        <w:rPr>
-          <w:color w:val="FF0000"/>
-        </w:rPr>
-        <w:t>2020</w:t>
-      </w:r>
-      <w:r>
-        <w:rPr>
-          <w:color w:val="FF0000"/>
-        </w:rPr>
-        <w:t>）等以國際樣本建構之框架構成補充或挑戰。金管會（民</w:t>
-      </w:r>
-      <w:r>
-        <w:rPr>
-          <w:color w:val="FF0000"/>
-        </w:rPr>
-        <w:t xml:space="preserve"> 113a</w:t>
-      </w:r>
-      <w:r>
-        <w:rPr>
-          <w:color w:val="FF0000"/>
-        </w:rPr>
-        <w:t>）發布之「金融機構</w:t>
-      </w:r>
-      <w:proofErr w:type="gramStart"/>
-      <w:r>
-        <w:rPr>
-          <w:color w:val="FF0000"/>
-        </w:rPr>
-        <w:t>防漂綠參考</w:t>
-      </w:r>
-      <w:proofErr w:type="gramEnd"/>
-      <w:r>
-        <w:rPr>
-          <w:color w:val="FF0000"/>
-        </w:rPr>
-        <w:t>指引」，更從監管面</w:t>
-      </w:r>
-      <w:proofErr w:type="gramStart"/>
-      <w:r>
-        <w:rPr>
-          <w:color w:val="FF0000"/>
-        </w:rPr>
-        <w:t>確認漂綠行為</w:t>
-      </w:r>
-      <w:proofErr w:type="gramEnd"/>
-      <w:r>
-        <w:rPr>
-          <w:color w:val="FF0000"/>
-        </w:rPr>
-        <w:t>於臺灣金融業之現實風險。此一在地制度與國際理論之對話，正是</w:t>
-      </w:r>
-      <w:r>
-        <w:rPr>
-          <w:color w:val="FF0000"/>
-        </w:rPr>
-        <w:t xml:space="preserve"> RQ3 </w:t>
-      </w:r>
-      <w:r>
-        <w:rPr>
-          <w:color w:val="FF0000"/>
-        </w:rPr>
-        <w:t>之探索重點。就永續金融評鑑而言，李沃牆（民 113）與陳榮德（民 113）之觀察均指出，該制度承襲金管會綠色金融行動方案之演進，以環境、社會、治理及永續發展四支柱評分，引導金融業將 ESG 納入業務決策與投資策略，為本研究依評鑑等級進行對比式選樣提供制度依據與分組基礎。就確信制度而言，Simnett、Vanstraelen 與 Chua（2009）</w:t>
-      </w:r>
+      <w:proofErr w:type="gramStart"/>
+      <w:proofErr w:type="gramEnd"/>
+      <w:proofErr w:type="gramStart"/>
+      <w:proofErr w:type="gramEnd"/>
       <w:proofErr w:type="spellStart"/>
-      <w:r>
-        <w:rPr>
-          <w:color w:val="FF0000"/>
-        </w:rPr>
-      </w:r>
       <w:proofErr w:type="spellEnd"/>
-      <w:r>
-        <w:rPr>
-          <w:color w:val="FF0000"/>
-        </w:rPr>
-      </w:r>
       <w:proofErr w:type="spellStart"/>
-      <w:r>
-        <w:rPr>
-          <w:color w:val="FF0000"/>
-        </w:rPr>
-      </w:r>
       <w:proofErr w:type="spellEnd"/>
       <w:r>
-        <w:rPr>
-          <w:color w:val="FF0000"/>
-        </w:rPr>
-      </w:r>
-      <w:r>
-        <w:rPr>
-          <w:color w:val="FF0000"/>
-        </w:rPr>
-      </w:r>
-      <w:r>
-        <w:rPr>
-          <w:color w:val="FF0000"/>
-        </w:rPr>
-      </w:r>
-      <w:r>
-        <w:rPr>
-          <w:color w:val="FF0000"/>
-        </w:rPr>
-      </w:r>
-      <w:r>
-        <w:rPr>
-          <w:color w:val="FF0000"/>
-        </w:rPr>
-      </w:r>
-      <w:r>
-        <w:rPr>
-          <w:color w:val="FF0000"/>
-        </w:rPr>
-        <w:t>以跨國永續報告為樣本指出，第三方確信之有無與範圍係揭露可信度之重要訊號；臺灣對金融業之強制確信要求，恰可作為檢視此一國際發現於在地情境適用性之案例。</w:t>
+        <w:rPr/>
+        <w:t xml:space="preserve">臺灣近年發展出若干特有制度設計——金管會對金融業之強制第三方確信、永續金融評鑑，以及 TESG 永續發展指標——這些設計使部分國際判斷指標得以在地操作化（如以確信範圍、TESG 質量落差作為判準），亦可能對 Delmas 與 Burbano（2011）、Yu 等人（2020）等以國際樣本建構之框架構成補充或挑戰；金管會（民 113a）發布之「金融機構防漂綠參考指引」，更從監管面確認漂綠行為於臺灣金融業之現實風險。就永續金融評鑑而言，李沃牆（民 113）與陳榮德（民 113）之觀察均指出，該制度承襲金管會綠色金融行動方案之演進，以環境、社會、治理及永續發展四支柱評分，引導金融業將 ESG 納入業務決策與投資策略，為本研究依評鑑等級進行對比式選樣提供制度依據與分組基礎。就確信制度而言，Simnett、Vanstraelen 與 Chua（2009）以跨國永續報告為樣本指出，第三方確信之有無與範圍係揭露可信度之重要訊號；臺灣對金融業之強制確信要求，恰可作為檢視此一國際發現於在地情境適用性之案例。</w:t>
+      </w:r>
+      <w:r>
+        <w:rPr>
+          <w:color w:val="FF0000"/>
+        </w:rPr>
+        <w:t xml:space="preserve">綜言之，此一在地制度與國際理論之對話，正是 RQ3 之探索重點。</w:t>
       </w:r>
     </w:p>
     <w:p>
@@ -17279,9 +16541,10 @@
       <w:tblGrid>
         <w:gridCol w:w="866"/>
         <w:gridCol w:w="1298"/>
-        <w:gridCol w:w="2164"/>
-        <w:gridCol w:w="2164"/>
+        <w:gridCol w:w="1731"/>
+        <w:gridCol w:w="1731"/>
         <w:gridCol w:w="1298"/>
+        <w:gridCol w:w="866"/>
         <w:gridCol w:w="866"/>
       </w:tblGrid>
       <w:tr>
@@ -17290,7 +16553,7 @@
         </w:trPr>
         <w:tc>
           <w:tcPr>
-            <w:tcW w:w="500" w:type="pct"/>
+            <w:tcW w:w="866" w:type="dxa"/>
             <w:shd w:val="clear" w:color="auto" w:fill="D9E2F3"/>
             <w:vAlign w:val="center"/>
           </w:tcPr>
@@ -17313,7 +16576,7 @@
         </w:tc>
         <w:tc>
           <w:tcPr>
-            <w:tcW w:w="750" w:type="pct"/>
+            <w:tcW w:w="1298" w:type="dxa"/>
             <w:shd w:val="clear" w:color="auto" w:fill="D9E2F3"/>
             <w:vAlign w:val="center"/>
           </w:tcPr>
@@ -17335,7 +16598,7 @@
         </w:tc>
         <w:tc>
           <w:tcPr>
-            <w:tcW w:w="1250" w:type="pct"/>
+            <w:tcW w:w="1731" w:type="dxa"/>
             <w:shd w:val="clear" w:color="auto" w:fill="D9E2F3"/>
             <w:vAlign w:val="center"/>
           </w:tcPr>
@@ -17377,7 +16640,7 @@
         </w:tc>
         <w:tc>
           <w:tcPr>
-            <w:tcW w:w="1250" w:type="pct"/>
+            <w:tcW w:w="1731" w:type="dxa"/>
             <w:shd w:val="clear" w:color="auto" w:fill="D9E2F3"/>
             <w:vAlign w:val="center"/>
           </w:tcPr>
@@ -17419,7 +16682,7 @@
         </w:tc>
         <w:tc>
           <w:tcPr>
-            <w:tcW w:w="750" w:type="pct"/>
+            <w:tcW w:w="1298" w:type="dxa"/>
             <w:shd w:val="clear" w:color="auto" w:fill="D9E2F3"/>
             <w:vAlign w:val="center"/>
           </w:tcPr>
@@ -17441,7 +16704,7 @@
         </w:tc>
         <w:tc>
           <w:tcPr>
-            <w:tcW w:w="500" w:type="pct"/>
+            <w:tcW w:w="866" w:type="dxa"/>
             <w:shd w:val="clear" w:color="auto" w:fill="D9E2F3"/>
             <w:vAlign w:val="center"/>
           </w:tcPr>
@@ -17451,13 +16714,26 @@
               <w:jc w:val="both"/>
             </w:pPr>
             <w:r>
-              <w:rPr>
-                <w:b/>
-                <w:bCs/>
-                <w:sz w:val="20"/>
-                <w:szCs w:val="20"/>
-              </w:rPr>
-              <w:t>文獻依據</w:t>
+              <w:t>國內文獻</w:t>
+            </w:r>
+          </w:p>
+        </w:tc>
+        <w:tc>
+          <w:tcPr>
+            <w:tcW w:w="866" w:type="dxa"/>
+            <w:shd w:val="clear" w:color="auto" w:fill="D9E2F3"/>
+            <w:vAlign w:val="center"/>
+          </w:tcPr>
+          <w:p>
+            <w:pPr>
+              <w:spacing w:line="276" w:lineRule="auto"/>
+              <w:jc w:val="both"/>
+            </w:pPr>
+            <w:r>
+              <w:rPr>
+                <w:color w:val="FF0000"/>
+              </w:rPr>
+              <w:t>國外文獻</w:t>
             </w:r>
           </w:p>
         </w:tc>
@@ -17465,7 +16741,7 @@
       <w:tr>
         <w:tc>
           <w:tcPr>
-            <w:tcW w:w="500" w:type="pct"/>
+            <w:tcW w:w="866" w:type="dxa"/>
             <w:vMerge w:val="restart"/>
             <w:vAlign w:val="center"/>
           </w:tcPr>
@@ -17485,7 +16761,7 @@
         </w:tc>
         <w:tc>
           <w:tcPr>
-            <w:tcW w:w="750" w:type="pct"/>
+            <w:tcW w:w="1298" w:type="dxa"/>
             <w:vAlign w:val="center"/>
           </w:tcPr>
           <w:p>
@@ -17511,7 +16787,7 @@
         </w:tc>
         <w:tc>
           <w:tcPr>
-            <w:tcW w:w="1250" w:type="pct"/>
+            <w:tcW w:w="1731" w:type="dxa"/>
             <w:vAlign w:val="center"/>
           </w:tcPr>
           <w:p>
@@ -17547,7 +16823,7 @@
         </w:tc>
         <w:tc>
           <w:tcPr>
-            <w:tcW w:w="1250" w:type="pct"/>
+            <w:tcW w:w="1731" w:type="dxa"/>
             <w:vAlign w:val="center"/>
           </w:tcPr>
           <w:p>
@@ -17591,7 +16867,7 @@
         </w:tc>
         <w:tc>
           <w:tcPr>
-            <w:tcW w:w="750" w:type="pct"/>
+            <w:tcW w:w="1298" w:type="dxa"/>
             <w:vAlign w:val="center"/>
           </w:tcPr>
           <w:p>
@@ -17624,7 +16900,7 @@
         </w:tc>
         <w:tc>
           <w:tcPr>
-            <w:tcW w:w="500" w:type="pct"/>
+            <w:tcW w:w="866" w:type="dxa"/>
             <w:vAlign w:val="center"/>
           </w:tcPr>
           <w:p>
@@ -17648,13 +16924,33 @@
               <w:t>葭</w:t>
             </w:r>
             <w:proofErr w:type="gramEnd"/>
+          </w:p>
+        </w:tc>
+        <w:tc>
+          <w:tcPr>
+            <w:tcW w:w="866" w:type="dxa"/>
+            <w:vAlign w:val="center"/>
+          </w:tcPr>
+          <w:p>
+            <w:pPr>
+              <w:spacing w:line="276" w:lineRule="auto"/>
+              <w:jc w:val="both"/>
+            </w:pPr>
+            <w:proofErr w:type="gramStart"/>
+            <w:proofErr w:type="gramEnd"/>
+            <w:r>
+              <w:rPr>
+                <w:color w:val="FF0000"/>
+              </w:rPr>
+              <w:t>Marquis et al. (2016)</w:t>
+            </w:r>
           </w:p>
         </w:tc>
       </w:tr>
       <w:tr>
         <w:tc>
           <w:tcPr>
-            <w:tcW w:w="500" w:type="pct"/>
+            <w:tcW w:w="866" w:type="dxa"/>
             <w:vMerge/>
           </w:tcPr>
           <w:p>
@@ -17665,7 +16961,7 @@
         </w:tc>
         <w:tc>
           <w:tcPr>
-            <w:tcW w:w="750" w:type="pct"/>
+            <w:tcW w:w="1298" w:type="dxa"/>
             <w:vAlign w:val="center"/>
           </w:tcPr>
           <w:p>
@@ -17691,7 +16987,7 @@
         </w:tc>
         <w:tc>
           <w:tcPr>
-            <w:tcW w:w="1250" w:type="pct"/>
+            <w:tcW w:w="1731" w:type="dxa"/>
             <w:vAlign w:val="center"/>
           </w:tcPr>
           <w:p>
@@ -17717,7 +17013,7 @@
         </w:tc>
         <w:tc>
           <w:tcPr>
-            <w:tcW w:w="1250" w:type="pct"/>
+            <w:tcW w:w="1731" w:type="dxa"/>
             <w:vAlign w:val="center"/>
           </w:tcPr>
           <w:p>
@@ -17736,7 +17032,7 @@
         </w:tc>
         <w:tc>
           <w:tcPr>
-            <w:tcW w:w="750" w:type="pct"/>
+            <w:tcW w:w="1298" w:type="dxa"/>
             <w:vAlign w:val="center"/>
           </w:tcPr>
           <w:p>
@@ -17762,7 +17058,7 @@
         </w:tc>
         <w:tc>
           <w:tcPr>
-            <w:tcW w:w="500" w:type="pct"/>
+            <w:tcW w:w="866" w:type="dxa"/>
             <w:vAlign w:val="center"/>
           </w:tcPr>
           <w:p>
@@ -17786,13 +17082,33 @@
               <w:t>葭</w:t>
             </w:r>
             <w:proofErr w:type="gramEnd"/>
+          </w:p>
+        </w:tc>
+        <w:tc>
+          <w:tcPr>
+            <w:tcW w:w="866" w:type="dxa"/>
+            <w:vAlign w:val="center"/>
+          </w:tcPr>
+          <w:p>
+            <w:pPr>
+              <w:spacing w:line="276" w:lineRule="auto"/>
+              <w:jc w:val="both"/>
+            </w:pPr>
+            <w:proofErr w:type="gramStart"/>
+            <w:proofErr w:type="gramEnd"/>
+            <w:r>
+              <w:rPr>
+                <w:color w:val="FF0000"/>
+              </w:rPr>
+              <w:t>Yu et al. (2020)</w:t>
+            </w:r>
           </w:p>
         </w:tc>
       </w:tr>
       <w:tr>
         <w:tc>
           <w:tcPr>
-            <w:tcW w:w="500" w:type="pct"/>
+            <w:tcW w:w="866" w:type="dxa"/>
             <w:vMerge w:val="restart"/>
             <w:vAlign w:val="center"/>
           </w:tcPr>
@@ -17812,7 +17128,7 @@
         </w:tc>
         <w:tc>
           <w:tcPr>
-            <w:tcW w:w="750" w:type="pct"/>
+            <w:tcW w:w="1298" w:type="dxa"/>
             <w:vAlign w:val="center"/>
           </w:tcPr>
           <w:p>
@@ -17838,7 +17154,7 @@
         </w:tc>
         <w:tc>
           <w:tcPr>
-            <w:tcW w:w="1250" w:type="pct"/>
+            <w:tcW w:w="1731" w:type="dxa"/>
             <w:vAlign w:val="center"/>
           </w:tcPr>
           <w:p>
@@ -17871,7 +17187,7 @@
         </w:tc>
         <w:tc>
           <w:tcPr>
-            <w:tcW w:w="1250" w:type="pct"/>
+            <w:tcW w:w="1731" w:type="dxa"/>
             <w:vAlign w:val="center"/>
           </w:tcPr>
           <w:p>
@@ -17908,7 +17224,7 @@
         </w:tc>
         <w:tc>
           <w:tcPr>
-            <w:tcW w:w="750" w:type="pct"/>
+            <w:tcW w:w="1298" w:type="dxa"/>
             <w:vAlign w:val="center"/>
           </w:tcPr>
           <w:p>
@@ -17927,7 +17243,7 @@
         </w:tc>
         <w:tc>
           <w:tcPr>
-            <w:tcW w:w="500" w:type="pct"/>
+            <w:tcW w:w="866" w:type="dxa"/>
             <w:vAlign w:val="center"/>
           </w:tcPr>
           <w:p>
@@ -17941,6 +17257,24 @@
                 <w:szCs w:val="20"/>
               </w:rPr>
               <w:t>金管會</w:t>
+            </w:r>
+          </w:p>
+        </w:tc>
+        <w:tc>
+          <w:tcPr>
+            <w:tcW w:w="866" w:type="dxa"/>
+            <w:vAlign w:val="center"/>
+          </w:tcPr>
+          <w:p>
+            <w:pPr>
+              <w:spacing w:line="276" w:lineRule="auto"/>
+              <w:jc w:val="both"/>
+            </w:pPr>
+            <w:r>
+              <w:rPr>
+                <w:color w:val="FF0000"/>
+              </w:rPr>
+              <w:t>Simnett et al. (2009)</w:t>
             </w:r>
           </w:p>
         </w:tc>
@@ -17948,7 +17282,7 @@
       <w:tr>
         <w:tc>
           <w:tcPr>
-            <w:tcW w:w="500" w:type="pct"/>
+            <w:tcW w:w="866" w:type="dxa"/>
             <w:vMerge/>
           </w:tcPr>
           <w:p>
@@ -17959,7 +17293,7 @@
         </w:tc>
         <w:tc>
           <w:tcPr>
-            <w:tcW w:w="750" w:type="pct"/>
+            <w:tcW w:w="1298" w:type="dxa"/>
             <w:vAlign w:val="center"/>
           </w:tcPr>
           <w:p>
@@ -17985,7 +17319,7 @@
         </w:tc>
         <w:tc>
           <w:tcPr>
-            <w:tcW w:w="1250" w:type="pct"/>
+            <w:tcW w:w="1731" w:type="dxa"/>
             <w:vAlign w:val="center"/>
           </w:tcPr>
           <w:p>
@@ -18057,7 +17391,7 @@
         </w:tc>
         <w:tc>
           <w:tcPr>
-            <w:tcW w:w="1250" w:type="pct"/>
+            <w:tcW w:w="1731" w:type="dxa"/>
             <w:vAlign w:val="center"/>
           </w:tcPr>
           <w:p>
@@ -18090,7 +17424,7 @@
         </w:tc>
         <w:tc>
           <w:tcPr>
-            <w:tcW w:w="750" w:type="pct"/>
+            <w:tcW w:w="1298" w:type="dxa"/>
             <w:vAlign w:val="center"/>
           </w:tcPr>
           <w:p>
@@ -18109,7 +17443,7 @@
         </w:tc>
         <w:tc>
           <w:tcPr>
-            <w:tcW w:w="500" w:type="pct"/>
+            <w:tcW w:w="866" w:type="dxa"/>
             <w:vAlign w:val="center"/>
           </w:tcPr>
           <w:p>
@@ -18126,13 +17460,33 @@
               <w:t>明道增</w:t>
             </w:r>
             <w:proofErr w:type="gramEnd"/>
+          </w:p>
+        </w:tc>
+        <w:tc>
+          <w:tcPr>
+            <w:tcW w:w="866" w:type="dxa"/>
+            <w:vAlign w:val="center"/>
+          </w:tcPr>
+          <w:p>
+            <w:pPr>
+              <w:spacing w:line="276" w:lineRule="auto"/>
+              <w:jc w:val="both"/>
+            </w:pPr>
+            <w:proofErr w:type="gramStart"/>
+            <w:proofErr w:type="gramEnd"/>
+            <w:r>
+              <w:rPr>
+                <w:color w:val="FF0000"/>
+              </w:rPr>
+              <w:t>Simnett et al. (2009)</w:t>
+            </w:r>
           </w:p>
         </w:tc>
       </w:tr>
       <w:tr>
         <w:tc>
           <w:tcPr>
-            <w:tcW w:w="500" w:type="pct"/>
+            <w:tcW w:w="866" w:type="dxa"/>
             <w:vMerge w:val="restart"/>
             <w:vAlign w:val="center"/>
           </w:tcPr>
@@ -18152,7 +17506,7 @@
         </w:tc>
         <w:tc>
           <w:tcPr>
-            <w:tcW w:w="750" w:type="pct"/>
+            <w:tcW w:w="1298" w:type="dxa"/>
             <w:vAlign w:val="center"/>
           </w:tcPr>
           <w:p>
@@ -18178,7 +17532,7 @@
         </w:tc>
         <w:tc>
           <w:tcPr>
-            <w:tcW w:w="1250" w:type="pct"/>
+            <w:tcW w:w="1731" w:type="dxa"/>
             <w:vAlign w:val="center"/>
           </w:tcPr>
           <w:p>
@@ -18197,7 +17551,7 @@
         </w:tc>
         <w:tc>
           <w:tcPr>
-            <w:tcW w:w="1250" w:type="pct"/>
+            <w:tcW w:w="1731" w:type="dxa"/>
             <w:vAlign w:val="center"/>
           </w:tcPr>
           <w:p>
@@ -18216,7 +17570,7 @@
         </w:tc>
         <w:tc>
           <w:tcPr>
-            <w:tcW w:w="750" w:type="pct"/>
+            <w:tcW w:w="1298" w:type="dxa"/>
             <w:vAlign w:val="center"/>
           </w:tcPr>
           <w:p>
@@ -18235,7 +17589,7 @@
         </w:tc>
         <w:tc>
           <w:tcPr>
-            <w:tcW w:w="500" w:type="pct"/>
+            <w:tcW w:w="866" w:type="dxa"/>
             <w:vAlign w:val="center"/>
           </w:tcPr>
           <w:p>
@@ -18259,13 +17613,33 @@
               <w:t>明道增</w:t>
             </w:r>
             <w:proofErr w:type="gramEnd"/>
+          </w:p>
+        </w:tc>
+        <w:tc>
+          <w:tcPr>
+            <w:tcW w:w="866" w:type="dxa"/>
+            <w:vAlign w:val="center"/>
+          </w:tcPr>
+          <w:p>
+            <w:pPr>
+              <w:spacing w:line="276" w:lineRule="auto"/>
+              <w:jc w:val="both"/>
+            </w:pPr>
+            <w:proofErr w:type="gramStart"/>
+            <w:proofErr w:type="gramEnd"/>
+            <w:r>
+              <w:rPr>
+                <w:color w:val="FF0000"/>
+              </w:rPr>
+              <w:t>Walker &amp; Wan (2012)</w:t>
+            </w:r>
           </w:p>
         </w:tc>
       </w:tr>
       <w:tr>
         <w:tc>
           <w:tcPr>
-            <w:tcW w:w="500" w:type="pct"/>
+            <w:tcW w:w="866" w:type="dxa"/>
             <w:vMerge/>
           </w:tcPr>
           <w:p>
@@ -18276,7 +17650,7 @@
         </w:tc>
         <w:tc>
           <w:tcPr>
-            <w:tcW w:w="750" w:type="pct"/>
+            <w:tcW w:w="1298" w:type="dxa"/>
             <w:vAlign w:val="center"/>
           </w:tcPr>
           <w:p>
@@ -18302,7 +17676,7 @@
         </w:tc>
         <w:tc>
           <w:tcPr>
-            <w:tcW w:w="1250" w:type="pct"/>
+            <w:tcW w:w="1731" w:type="dxa"/>
             <w:vAlign w:val="center"/>
           </w:tcPr>
           <w:p>
@@ -18321,7 +17695,7 @@
         </w:tc>
         <w:tc>
           <w:tcPr>
-            <w:tcW w:w="1250" w:type="pct"/>
+            <w:tcW w:w="1731" w:type="dxa"/>
             <w:vAlign w:val="center"/>
           </w:tcPr>
           <w:p>
@@ -18340,7 +17714,7 @@
         </w:tc>
         <w:tc>
           <w:tcPr>
-            <w:tcW w:w="750" w:type="pct"/>
+            <w:tcW w:w="1298" w:type="dxa"/>
             <w:vAlign w:val="center"/>
           </w:tcPr>
           <w:p>
@@ -18359,7 +17733,7 @@
         </w:tc>
         <w:tc>
           <w:tcPr>
-            <w:tcW w:w="500" w:type="pct"/>
+            <w:tcW w:w="866" w:type="dxa"/>
             <w:vAlign w:val="center"/>
           </w:tcPr>
           <w:p>
@@ -18376,6 +17750,26 @@
               <w:t>明道增</w:t>
             </w:r>
             <w:proofErr w:type="gramEnd"/>
+          </w:p>
+        </w:tc>
+        <w:tc>
+          <w:tcPr>
+            <w:tcW w:w="866" w:type="dxa"/>
+            <w:vAlign w:val="center"/>
+          </w:tcPr>
+          <w:p>
+            <w:pPr>
+              <w:spacing w:line="276" w:lineRule="auto"/>
+              <w:jc w:val="both"/>
+            </w:pPr>
+            <w:proofErr w:type="gramStart"/>
+            <w:proofErr w:type="gramEnd"/>
+            <w:r>
+              <w:rPr>
+                <w:color w:val="FF0000"/>
+              </w:rPr>
+              <w:t>Meyer &amp; Rowan (1977)</w:t>
+            </w:r>
           </w:p>
         </w:tc>
       </w:tr>
